--- a/Requirement Discussions/Daily Reports/Document_Registration_requirement_27082026_v1.1.docx
+++ b/Requirement Discussions/Daily Reports/Document_Registration_requirement_27082026_v1.1.docx
@@ -59,26 +59,17 @@
                 <w:szCs w:val="24"/>
                 <w:lang w:eastAsia="en-IN"/>
               </w:rPr>
-              <w:t>27-08-2026</w:t>
-            </w:r>
-          </w:p>
-        </w:tc>
-      </w:tr>
-      <w:tr>
-        <w:tc>
-          <w:tcPr>
-            <w:tcW w:w="704" w:type="dxa"/>
-          </w:tcPr>
-          <w:p>
-            <w:pPr>
-              <w:spacing w:before="100" w:beforeAutospacing="1" w:after="100" w:afterAutospacing="1"/>
+              <w:t>2</w:t>
+            </w:r>
+            <w:r>
               <w:rPr>
                 <w:rFonts w:ascii="Times New Roman" w:eastAsia="Times New Roman" w:hAnsi="Times New Roman" w:cs="Times New Roman"/>
                 <w:sz w:val="24"/>
                 <w:szCs w:val="24"/>
                 <w:lang w:eastAsia="en-IN"/>
               </w:rPr>
-            </w:pPr>
+              <w:t>6</w:t>
+            </w:r>
             <w:r>
               <w:rPr>
                 <w:rFonts w:ascii="Times New Roman" w:eastAsia="Times New Roman" w:hAnsi="Times New Roman" w:cs="Times New Roman"/>
@@ -86,24 +77,17 @@
                 <w:szCs w:val="24"/>
                 <w:lang w:eastAsia="en-IN"/>
               </w:rPr>
-              <w:t>Topics</w:t>
-            </w:r>
-          </w:p>
-        </w:tc>
-        <w:tc>
-          <w:tcPr>
-            <w:tcW w:w="8312" w:type="dxa"/>
-          </w:tcPr>
-          <w:p>
-            <w:pPr>
-              <w:spacing w:before="100" w:beforeAutospacing="1" w:after="100" w:afterAutospacing="1"/>
+              <w:t>-08-2026</w:t>
+            </w:r>
+            <w:r>
               <w:rPr>
                 <w:rFonts w:ascii="Times New Roman" w:eastAsia="Times New Roman" w:hAnsi="Times New Roman" w:cs="Times New Roman"/>
                 <w:sz w:val="24"/>
                 <w:szCs w:val="24"/>
                 <w:lang w:eastAsia="en-IN"/>
               </w:rPr>
-            </w:pPr>
+              <w:t xml:space="preserve">  to </w:t>
+            </w:r>
             <w:r>
               <w:rPr>
                 <w:rFonts w:ascii="Times New Roman" w:eastAsia="Times New Roman" w:hAnsi="Times New Roman" w:cs="Times New Roman"/>
@@ -111,7 +95,7 @@
                 <w:szCs w:val="24"/>
                 <w:lang w:eastAsia="en-IN"/>
               </w:rPr>
-              <w:t>Registration core: Registration, Appointment, Status tracking (Current issues &amp; process walkthrough)</w:t>
+              <w:t>27-08-2026</w:t>
             </w:r>
           </w:p>
         </w:tc>
@@ -138,7 +122,7 @@
                 <w:szCs w:val="24"/>
                 <w:lang w:eastAsia="en-IN"/>
               </w:rPr>
-              <w:t>Attendees</w:t>
+              <w:t>Topics</w:t>
             </w:r>
           </w:p>
         </w:tc>
@@ -156,7 +140,6 @@
                 <w:lang w:eastAsia="en-IN"/>
               </w:rPr>
             </w:pPr>
-            <w:proofErr w:type="spellStart"/>
             <w:r>
               <w:rPr>
                 <w:rFonts w:ascii="Times New Roman" w:eastAsia="Times New Roman" w:hAnsi="Times New Roman" w:cs="Times New Roman"/>
@@ -164,64 +147,62 @@
                 <w:szCs w:val="24"/>
                 <w:lang w:eastAsia="en-IN"/>
               </w:rPr>
-              <w:t>Kaveri</w:t>
-            </w:r>
-            <w:proofErr w:type="spellEnd"/>
-            <w:r>
+              <w:t>Registration core: Registration, Appointment, Status tracking (Current issues &amp; process walkthrough)</w:t>
+            </w:r>
+          </w:p>
+        </w:tc>
+      </w:tr>
+      <w:tr>
+        <w:tc>
+          <w:tcPr>
+            <w:tcW w:w="704" w:type="dxa"/>
+          </w:tcPr>
+          <w:p>
+            <w:pPr>
+              <w:spacing w:before="100" w:beforeAutospacing="1" w:after="100" w:afterAutospacing="1"/>
               <w:rPr>
                 <w:rFonts w:ascii="Times New Roman" w:eastAsia="Times New Roman" w:hAnsi="Times New Roman" w:cs="Times New Roman"/>
                 <w:sz w:val="24"/>
                 <w:szCs w:val="24"/>
                 <w:lang w:eastAsia="en-IN"/>
               </w:rPr>
-              <w:t xml:space="preserve"> IT Cell, AIGR Comp, Project Manager, Assistant Manage (CMS)</w:t>
-            </w:r>
-            <w:bookmarkStart w:id="0" w:name="_GoBack"/>
-            <w:bookmarkEnd w:id="0"/>
-          </w:p>
-        </w:tc>
-      </w:tr>
-      <w:tr>
-        <w:tc>
-          <w:tcPr>
-            <w:tcW w:w="704" w:type="dxa"/>
-          </w:tcPr>
-          <w:p>
-            <w:pPr>
-              <w:spacing w:before="100" w:beforeAutospacing="1" w:after="100" w:afterAutospacing="1"/>
+            </w:pPr>
+            <w:r>
               <w:rPr>
                 <w:rFonts w:ascii="Times New Roman" w:eastAsia="Times New Roman" w:hAnsi="Times New Roman" w:cs="Times New Roman"/>
                 <w:sz w:val="24"/>
                 <w:szCs w:val="24"/>
                 <w:lang w:eastAsia="en-IN"/>
               </w:rPr>
-            </w:pPr>
-            <w:r>
+              <w:t>Attendees</w:t>
+            </w:r>
+          </w:p>
+        </w:tc>
+        <w:tc>
+          <w:tcPr>
+            <w:tcW w:w="8312" w:type="dxa"/>
+          </w:tcPr>
+          <w:p>
+            <w:pPr>
+              <w:spacing w:before="100" w:beforeAutospacing="1" w:after="100" w:afterAutospacing="1"/>
               <w:rPr>
                 <w:rFonts w:ascii="Times New Roman" w:eastAsia="Times New Roman" w:hAnsi="Times New Roman" w:cs="Times New Roman"/>
                 <w:sz w:val="24"/>
                 <w:szCs w:val="24"/>
                 <w:lang w:eastAsia="en-IN"/>
               </w:rPr>
-              <w:t>Version</w:t>
-            </w:r>
-          </w:p>
-        </w:tc>
-        <w:tc>
-          <w:tcPr>
-            <w:tcW w:w="8312" w:type="dxa"/>
-          </w:tcPr>
-          <w:p>
-            <w:pPr>
-              <w:spacing w:before="100" w:beforeAutospacing="1" w:after="100" w:afterAutospacing="1"/>
+            </w:pPr>
+            <w:proofErr w:type="spellStart"/>
+            <w:r>
               <w:rPr>
                 <w:rFonts w:ascii="Times New Roman" w:eastAsia="Times New Roman" w:hAnsi="Times New Roman" w:cs="Times New Roman"/>
                 <w:sz w:val="24"/>
                 <w:szCs w:val="24"/>
                 <w:lang w:eastAsia="en-IN"/>
               </w:rPr>
-            </w:pPr>
-            <w:proofErr w:type="spellStart"/>
+              <w:t>Kaveri</w:t>
+            </w:r>
+            <w:proofErr w:type="spellEnd"/>
             <w:r>
               <w:rPr>
                 <w:rFonts w:ascii="Times New Roman" w:eastAsia="Times New Roman" w:hAnsi="Times New Roman" w:cs="Times New Roman"/>
@@ -229,11 +210,80 @@
                 <w:szCs w:val="24"/>
                 <w:lang w:eastAsia="en-IN"/>
               </w:rPr>
-              <w:t>1.1 (04-09-2026) — Acts, Rules, notifications and ServiceDesk pain points added for Registration, Appointment, Status tracking</w:t>
+              <w:t xml:space="preserve"> IT Cell, AIGR Comp, Project Manager, Assistant Manage (CMS)</w:t>
+            </w:r>
+          </w:p>
+        </w:tc>
+      </w:tr>
+      <w:tr>
+        <w:tc>
+          <w:tcPr>
+            <w:tcW w:w="704" w:type="dxa"/>
+          </w:tcPr>
+          <w:p>
+            <w:pPr>
+              <w:spacing w:before="100" w:beforeAutospacing="1" w:after="100" w:afterAutospacing="1"/>
+              <w:rPr>
+                <w:rFonts w:ascii="Times New Roman" w:eastAsia="Times New Roman" w:hAnsi="Times New Roman" w:cs="Times New Roman"/>
+                <w:sz w:val="24"/>
+                <w:szCs w:val="24"/>
+                <w:lang w:eastAsia="en-IN"/>
+              </w:rPr>
+            </w:pPr>
+            <w:r>
+              <w:rPr>
+                <w:rFonts w:ascii="Times New Roman" w:eastAsia="Times New Roman" w:hAnsi="Times New Roman" w:cs="Times New Roman"/>
+                <w:sz w:val="24"/>
+                <w:szCs w:val="24"/>
+                <w:lang w:eastAsia="en-IN"/>
+              </w:rPr>
+              <w:t>Version</w:t>
+            </w:r>
+          </w:p>
+        </w:tc>
+        <w:tc>
+          <w:tcPr>
+            <w:tcW w:w="8312" w:type="dxa"/>
+          </w:tcPr>
+          <w:p>
+            <w:pPr>
+              <w:spacing w:before="100" w:beforeAutospacing="1" w:after="100" w:afterAutospacing="1"/>
+              <w:rPr>
+                <w:rFonts w:ascii="Times New Roman" w:eastAsia="Times New Roman" w:hAnsi="Times New Roman" w:cs="Times New Roman"/>
+                <w:sz w:val="24"/>
+                <w:szCs w:val="24"/>
+                <w:lang w:eastAsia="en-IN"/>
+              </w:rPr>
+            </w:pPr>
+            <w:r>
+              <w:rPr>
+                <w:rFonts w:ascii="Times New Roman" w:eastAsia="Times New Roman" w:hAnsi="Times New Roman" w:cs="Times New Roman"/>
+                <w:sz w:val="24"/>
+                <w:szCs w:val="24"/>
+                <w:lang w:eastAsia="en-IN"/>
+              </w:rPr>
+              <w:t xml:space="preserve">1.1 (04-09-2026) — Acts, Rules, notifications and </w:t>
+            </w:r>
+            <w:proofErr w:type="spellStart"/>
+            <w:r>
+              <w:rPr>
+                <w:rFonts w:ascii="Times New Roman" w:eastAsia="Times New Roman" w:hAnsi="Times New Roman" w:cs="Times New Roman"/>
+                <w:sz w:val="24"/>
+                <w:szCs w:val="24"/>
+                <w:lang w:eastAsia="en-IN"/>
+              </w:rPr>
+              <w:t>ServiceDesk</w:t>
             </w:r>
             <w:proofErr w:type="spellEnd"/>
-            <w:bookmarkStart w:id="0" w:name="_GoBack"/>
-            <w:bookmarkEnd w:id="0"/>
+            <w:r>
+              <w:rPr>
+                <w:rFonts w:ascii="Times New Roman" w:eastAsia="Times New Roman" w:hAnsi="Times New Roman" w:cs="Times New Roman"/>
+                <w:sz w:val="24"/>
+                <w:szCs w:val="24"/>
+                <w:lang w:eastAsia="en-IN"/>
+              </w:rPr>
+              <w:t xml:space="preserve"> pain points added for Registration, Appointment, Status tracking</w:t>
+            </w:r>
           </w:p>
         </w:tc>
       </w:tr>
@@ -251,6 +301,11 @@
     </w:p>
     <w:p>
       <w:pPr>
+        <w:pStyle w:val="ListParagraph"/>
+        <w:numPr>
+          <w:ilvl w:val="0"/>
+          <w:numId w:val="11"/>
+        </w:numPr>
         <w:spacing w:before="100" w:beforeAutospacing="1" w:after="100" w:afterAutospacing="1" w:line="240" w:lineRule="auto"/>
         <w:rPr>
           <w:rFonts w:ascii="Times New Roman" w:eastAsia="Times New Roman" w:hAnsi="Times New Roman" w:cs="Times New Roman"/>
@@ -285,6 +340,8 @@
           <w:lang w:eastAsia="en-IN"/>
         </w:rPr>
       </w:pPr>
+      <w:bookmarkStart w:id="0" w:name="_GoBack"/>
+      <w:bookmarkEnd w:id="0"/>
       <w:r>
         <w:rPr>
           <w:rFonts w:ascii="Times New Roman" w:eastAsia="Times New Roman" w:hAnsi="Times New Roman" w:cs="Times New Roman"/>
@@ -875,6 +932,7 @@
           <w:szCs w:val="24"/>
           <w:lang w:eastAsia="en-IN"/>
         </w:rPr>
+        <w:lastRenderedPageBreak/>
         <w:t>Pre-Submission Preview:</w:t>
       </w:r>
       <w:r>
@@ -901,18 +959,18 @@
     <w:tbl>
       <w:tblPr>
         <w:tblStyle w:val="TableGrid"/>
-        <w:tblW w:type="auto" w:w="0"/>
-        <w:tblLook w:firstColumn="1" w:firstRow="1" w:lastColumn="0" w:lastRow="0" w:noHBand="0" w:noVBand="1" w:val="04A0"/>
+        <w:tblW w:w="0" w:type="auto"/>
+        <w:tblLook w:val="04A0" w:firstRow="1" w:lastRow="0" w:firstColumn="1" w:lastColumn="0" w:noHBand="0" w:noVBand="1"/>
       </w:tblPr>
       <w:tblGrid>
-        <w:gridCol w:w="3009"/>
-        <w:gridCol w:w="3009"/>
-        <w:gridCol w:w="3009"/>
+        <w:gridCol w:w="3005"/>
+        <w:gridCol w:w="3005"/>
+        <w:gridCol w:w="3006"/>
       </w:tblGrid>
       <w:tr>
         <w:tc>
           <w:tcPr>
-            <w:tcW w:type="dxa" w:w="3009"/>
+            <w:tcW w:w="3009" w:type="dxa"/>
             <w:shd w:val="clear" w:color="auto" w:fill="D9E2F3"/>
           </w:tcPr>
           <w:p>
@@ -923,7 +981,7 @@
         </w:tc>
         <w:tc>
           <w:tcPr>
-            <w:tcW w:type="dxa" w:w="3009"/>
+            <w:tcW w:w="3009" w:type="dxa"/>
             <w:shd w:val="clear" w:color="auto" w:fill="D9E2F3"/>
           </w:tcPr>
           <w:p>
@@ -934,7 +992,7 @@
         </w:tc>
         <w:tc>
           <w:tcPr>
-            <w:tcW w:type="dxa" w:w="3009"/>
+            <w:tcW w:w="3009" w:type="dxa"/>
             <w:shd w:val="clear" w:color="auto" w:fill="D9E2F3"/>
           </w:tcPr>
           <w:p>
@@ -947,17 +1005,20 @@
       <w:tr>
         <w:tc>
           <w:tcPr>
-            <w:tcW w:type="dxa" w:w="3009"/>
-          </w:tcPr>
-          <w:p>
-            <w:r>
-              <w:t>The Registration Act, 1908 (Central Act 16 of 1908)</w:t>
-            </w:r>
-          </w:p>
-        </w:tc>
-        <w:tc>
-          <w:tcPr>
-            <w:tcW w:type="dxa" w:w="3009"/>
+            <w:tcW w:w="3009" w:type="dxa"/>
+          </w:tcPr>
+          <w:p>
+            <w:r>
+              <w:t xml:space="preserve">The Registration Act, 1908 (Central </w:t>
+            </w:r>
+            <w:r>
+              <w:t>Act 16 of 1908)</w:t>
+            </w:r>
+          </w:p>
+        </w:tc>
+        <w:tc>
+          <w:tcPr>
+            <w:tcW w:w="3009" w:type="dxa"/>
           </w:tcPr>
           <w:p>
             <w:r>
@@ -967,7 +1028,7 @@
         </w:tc>
         <w:tc>
           <w:tcPr>
-            <w:tcW w:type="dxa" w:w="3009"/>
+            <w:tcW w:w="3009" w:type="dxa"/>
           </w:tcPr>
           <w:p>
             <w:r>
@@ -979,7 +1040,7 @@
       <w:tr>
         <w:tc>
           <w:tcPr>
-            <w:tcW w:type="dxa" w:w="3009"/>
+            <w:tcW w:w="3009" w:type="dxa"/>
           </w:tcPr>
           <w:p>
             <w:r>
@@ -989,7 +1050,7 @@
         </w:tc>
         <w:tc>
           <w:tcPr>
-            <w:tcW w:type="dxa" w:w="3009"/>
+            <w:tcW w:w="3009" w:type="dxa"/>
           </w:tcPr>
           <w:p>
             <w:r>
@@ -999,7 +1060,7 @@
         </w:tc>
         <w:tc>
           <w:tcPr>
-            <w:tcW w:type="dxa" w:w="3009"/>
+            <w:tcW w:w="3009" w:type="dxa"/>
           </w:tcPr>
           <w:p>
             <w:r>
@@ -1011,17 +1072,20 @@
       <w:tr>
         <w:tc>
           <w:tcPr>
-            <w:tcW w:type="dxa" w:w="3009"/>
-          </w:tcPr>
-          <w:p>
-            <w:r>
-              <w:t>The Registration (Karnataka Amendment) Act, 2023 (Karnataka Act 47 of 2024)</w:t>
-            </w:r>
-          </w:p>
-        </w:tc>
-        <w:tc>
-          <w:tcPr>
-            <w:tcW w:type="dxa" w:w="3009"/>
+            <w:tcW w:w="3009" w:type="dxa"/>
+          </w:tcPr>
+          <w:p>
+            <w:r>
+              <w:t>The Registration (Karnataka Amendment) Act, 2023 (Karnataka Act 47 of</w:t>
+            </w:r>
+            <w:r>
+              <w:t xml:space="preserve"> 2024)</w:t>
+            </w:r>
+          </w:p>
+        </w:tc>
+        <w:tc>
+          <w:tcPr>
+            <w:tcW w:w="3009" w:type="dxa"/>
           </w:tcPr>
           <w:p>
             <w:r>
@@ -1031,7 +1095,7 @@
         </w:tc>
         <w:tc>
           <w:tcPr>
-            <w:tcW w:type="dxa" w:w="3009"/>
+            <w:tcW w:w="3009" w:type="dxa"/>
           </w:tcPr>
           <w:p>
             <w:r>
@@ -1043,7 +1107,7 @@
       <w:tr>
         <w:tc>
           <w:tcPr>
-            <w:tcW w:type="dxa" w:w="3009"/>
+            <w:tcW w:w="3009" w:type="dxa"/>
           </w:tcPr>
           <w:p>
             <w:r>
@@ -1053,7 +1117,7 @@
         </w:tc>
         <w:tc>
           <w:tcPr>
-            <w:tcW w:type="dxa" w:w="3009"/>
+            <w:tcW w:w="3009" w:type="dxa"/>
           </w:tcPr>
           <w:p>
             <w:r>
@@ -1063,11 +1127,14 @@
         </w:tc>
         <w:tc>
           <w:tcPr>
-            <w:tcW w:type="dxa" w:w="3009"/>
-          </w:tcPr>
-          <w:p>
-            <w:r>
-              <w:t>Stamp duty chargeable; payment modes; impounding; undervaluation reference — touched in 28-08 discussion (stamp duty / guidance value / impound)</w:t>
+            <w:tcW w:w="3009" w:type="dxa"/>
+          </w:tcPr>
+          <w:p>
+            <w:r>
+              <w:t xml:space="preserve">Stamp duty chargeable; payment modes; </w:t>
+            </w:r>
+            <w:r>
+              <w:t>impounding; undervaluation reference — touched in 28-08 discussion (stamp duty / guidance value / impound)</w:t>
             </w:r>
           </w:p>
         </w:tc>
@@ -1075,7 +1142,7 @@
       <w:tr>
         <w:tc>
           <w:tcPr>
-            <w:tcW w:type="dxa" w:w="3009"/>
+            <w:tcW w:w="3009" w:type="dxa"/>
           </w:tcPr>
           <w:p>
             <w:r>
@@ -1085,7 +1152,7 @@
         </w:tc>
         <w:tc>
           <w:tcPr>
-            <w:tcW w:type="dxa" w:w="3009"/>
+            <w:tcW w:w="3009" w:type="dxa"/>
           </w:tcPr>
           <w:p>
             <w:r>
@@ -1095,11 +1162,14 @@
         </w:tc>
         <w:tc>
           <w:tcPr>
-            <w:tcW w:type="dxa" w:w="3009"/>
-          </w:tcPr>
-          <w:p>
-            <w:r>
-              <w:t>Sale of immovable property of value &gt; ₹100 requires registered instrument — drives Article / transaction-type selection for conveyance</w:t>
+            <w:tcW w:w="3009" w:type="dxa"/>
+          </w:tcPr>
+          <w:p>
+            <w:r>
+              <w:t>Sale of immovable property of value &gt; ₹100 requires registered instrument — drives Article / transaction-</w:t>
+            </w:r>
+            <w:r>
+              <w:t>type selection for conveyance</w:t>
             </w:r>
           </w:p>
         </w:tc>
@@ -1119,18 +1189,18 @@
     <w:tbl>
       <w:tblPr>
         <w:tblStyle w:val="TableGrid"/>
-        <w:tblW w:type="auto" w:w="0"/>
-        <w:tblLook w:firstColumn="1" w:firstRow="1" w:lastColumn="0" w:lastRow="0" w:noHBand="0" w:noVBand="1" w:val="04A0"/>
+        <w:tblW w:w="0" w:type="auto"/>
+        <w:tblLook w:val="04A0" w:firstRow="1" w:lastRow="0" w:firstColumn="1" w:lastColumn="0" w:noHBand="0" w:noVBand="1"/>
       </w:tblPr>
       <w:tblGrid>
-        <w:gridCol w:w="3009"/>
-        <w:gridCol w:w="3009"/>
-        <w:gridCol w:w="3009"/>
+        <w:gridCol w:w="3005"/>
+        <w:gridCol w:w="3005"/>
+        <w:gridCol w:w="3006"/>
       </w:tblGrid>
       <w:tr>
         <w:tc>
           <w:tcPr>
-            <w:tcW w:type="dxa" w:w="3009"/>
+            <w:tcW w:w="3009" w:type="dxa"/>
             <w:shd w:val="clear" w:color="auto" w:fill="D9E2F3"/>
           </w:tcPr>
           <w:p>
@@ -1141,7 +1211,7 @@
         </w:tc>
         <w:tc>
           <w:tcPr>
-            <w:tcW w:type="dxa" w:w="3009"/>
+            <w:tcW w:w="3009" w:type="dxa"/>
             <w:shd w:val="clear" w:color="auto" w:fill="D9E2F3"/>
           </w:tcPr>
           <w:p>
@@ -1152,7 +1222,7 @@
         </w:tc>
         <w:tc>
           <w:tcPr>
-            <w:tcW w:type="dxa" w:w="3009"/>
+            <w:tcW w:w="3009" w:type="dxa"/>
             <w:shd w:val="clear" w:color="auto" w:fill="D9E2F3"/>
           </w:tcPr>
           <w:p>
@@ -1165,7 +1235,7 @@
       <w:tr>
         <w:tc>
           <w:tcPr>
-            <w:tcW w:type="dxa" w:w="3009"/>
+            <w:tcW w:w="3009" w:type="dxa"/>
           </w:tcPr>
           <w:p>
             <w:r>
@@ -1175,7 +1245,7 @@
         </w:tc>
         <w:tc>
           <w:tcPr>
-            <w:tcW w:type="dxa" w:w="3009"/>
+            <w:tcW w:w="3009" w:type="dxa"/>
           </w:tcPr>
           <w:p>
             <w:r>
@@ -1185,7 +1255,7 @@
         </w:tc>
         <w:tc>
           <w:tcPr>
-            <w:tcW w:type="dxa" w:w="3009"/>
+            <w:tcW w:w="3009" w:type="dxa"/>
           </w:tcPr>
           <w:p>
             <w:r>
@@ -1197,17 +1267,20 @@
       <w:tr>
         <w:tc>
           <w:tcPr>
-            <w:tcW w:type="dxa" w:w="3009"/>
-          </w:tcPr>
-          <w:p>
-            <w:r>
-              <w:t>Karnataka Registration Rules, 1965 — Ch. VI</w:t>
-            </w:r>
-          </w:p>
-        </w:tc>
-        <w:tc>
-          <w:tcPr>
-            <w:tcW w:type="dxa" w:w="3009"/>
+            <w:tcW w:w="3009" w:type="dxa"/>
+          </w:tcPr>
+          <w:p>
+            <w:r>
+              <w:t xml:space="preserve">Karnataka </w:t>
+            </w:r>
+            <w:r>
+              <w:t>Registration Rules, 1965 — Ch. VI</w:t>
+            </w:r>
+          </w:p>
+        </w:tc>
+        <w:tc>
+          <w:tcPr>
+            <w:tcW w:w="3009" w:type="dxa"/>
           </w:tcPr>
           <w:p>
             <w:r>
@@ -1217,7 +1290,7 @@
         </w:tc>
         <w:tc>
           <w:tcPr>
-            <w:tcW w:type="dxa" w:w="3009"/>
+            <w:tcW w:w="3009" w:type="dxa"/>
           </w:tcPr>
           <w:p>
             <w:r>
@@ -1229,7 +1302,7 @@
       <w:tr>
         <w:tc>
           <w:tcPr>
-            <w:tcW w:type="dxa" w:w="3009"/>
+            <w:tcW w:w="3009" w:type="dxa"/>
           </w:tcPr>
           <w:p>
             <w:r>
@@ -1239,7 +1312,7 @@
         </w:tc>
         <w:tc>
           <w:tcPr>
-            <w:tcW w:type="dxa" w:w="3009"/>
+            <w:tcW w:w="3009" w:type="dxa"/>
           </w:tcPr>
           <w:p>
             <w:r>
@@ -1249,11 +1322,18 @@
         </w:tc>
         <w:tc>
           <w:tcPr>
-            <w:tcW w:type="dxa" w:w="3009"/>
-          </w:tcPr>
-          <w:p>
-            <w:r>
-              <w:t>Office where document may be registered; presentation; examination; endorsement; suspension (fine / stamp); condonation — Registration &amp; Status</w:t>
+            <w:tcW w:w="3009" w:type="dxa"/>
+          </w:tcPr>
+          <w:p>
+            <w:r>
+              <w:t xml:space="preserve">Office where document may be </w:t>
+            </w:r>
+            <w:r>
+              <w:t xml:space="preserve">registered; presentation; examination; endorsement; suspension (fine / stamp); </w:t>
+            </w:r>
+            <w:r>
+              <w:lastRenderedPageBreak/>
+              <w:t>condonation — Registration &amp; Status</w:t>
             </w:r>
           </w:p>
         </w:tc>
@@ -1261,17 +1341,18 @@
       <w:tr>
         <w:tc>
           <w:tcPr>
-            <w:tcW w:type="dxa" w:w="3009"/>
-          </w:tcPr>
-          <w:p>
-            <w:r>
+            <w:tcW w:w="3009" w:type="dxa"/>
+          </w:tcPr>
+          <w:p>
+            <w:r>
+              <w:lastRenderedPageBreak/>
               <w:t>Karnataka Registration Rules, 1965 — Ch. XII / XVI</w:t>
             </w:r>
           </w:p>
         </w:tc>
         <w:tc>
           <w:tcPr>
-            <w:tcW w:type="dxa" w:w="3009"/>
+            <w:tcW w:w="3009" w:type="dxa"/>
           </w:tcPr>
           <w:p>
             <w:r>
@@ -1281,11 +1362,14 @@
         </w:tc>
         <w:tc>
           <w:tcPr>
-            <w:tcW w:type="dxa" w:w="3009"/>
-          </w:tcPr>
-          <w:p>
-            <w:r>
-              <w:t>Executant examination; thumb impression / photograph; endorsements; Sec. 60 certificate — Registration completion</w:t>
+            <w:tcW w:w="3009" w:type="dxa"/>
+          </w:tcPr>
+          <w:p>
+            <w:r>
+              <w:t>Executant examination; thumb impression / photograph; endorse</w:t>
+            </w:r>
+            <w:r>
+              <w:t>ments; Sec. 60 certificate — Registration completion</w:t>
             </w:r>
           </w:p>
         </w:tc>
@@ -1293,7 +1377,7 @@
       <w:tr>
         <w:tc>
           <w:tcPr>
-            <w:tcW w:type="dxa" w:w="3009"/>
+            <w:tcW w:w="3009" w:type="dxa"/>
           </w:tcPr>
           <w:p>
             <w:r>
@@ -1303,7 +1387,7 @@
         </w:tc>
         <w:tc>
           <w:tcPr>
-            <w:tcW w:type="dxa" w:w="3009"/>
+            <w:tcW w:w="3009" w:type="dxa"/>
           </w:tcPr>
           <w:p>
             <w:r>
@@ -1313,7 +1397,7 @@
         </w:tc>
         <w:tc>
           <w:tcPr>
-            <w:tcW w:type="dxa" w:w="3009"/>
+            <w:tcW w:w="3009" w:type="dxa"/>
           </w:tcPr>
           <w:p>
             <w:r>
@@ -1325,17 +1409,20 @@
       <w:tr>
         <w:tc>
           <w:tcPr>
-            <w:tcW w:type="dxa" w:w="3009"/>
-          </w:tcPr>
-          <w:p>
-            <w:r>
-              <w:t>Karnataka Stamp Rules, 1958 / e-Stamping Rules, 2009</w:t>
-            </w:r>
-          </w:p>
-        </w:tc>
-        <w:tc>
-          <w:tcPr>
-            <w:tcW w:type="dxa" w:w="3009"/>
+            <w:tcW w:w="3009" w:type="dxa"/>
+          </w:tcPr>
+          <w:p>
+            <w:r>
+              <w:t>Karnataka Stamp Rules, 1958 / e-Stamping Rules,</w:t>
+            </w:r>
+            <w:r>
+              <w:t xml:space="preserve"> 2009</w:t>
+            </w:r>
+          </w:p>
+        </w:tc>
+        <w:tc>
+          <w:tcPr>
+            <w:tcW w:w="3009" w:type="dxa"/>
           </w:tcPr>
           <w:p>
             <w:r>
@@ -1345,7 +1432,7 @@
         </w:tc>
         <w:tc>
           <w:tcPr>
-            <w:tcW w:type="dxa" w:w="3009"/>
+            <w:tcW w:w="3009" w:type="dxa"/>
           </w:tcPr>
           <w:p>
             <w:r>
@@ -1369,18 +1456,18 @@
     <w:tbl>
       <w:tblPr>
         <w:tblStyle w:val="TableGrid"/>
-        <w:tblW w:type="auto" w:w="0"/>
-        <w:tblLook w:firstColumn="1" w:firstRow="1" w:lastColumn="0" w:lastRow="0" w:noHBand="0" w:noVBand="1" w:val="04A0"/>
+        <w:tblW w:w="0" w:type="auto"/>
+        <w:tblLook w:val="04A0" w:firstRow="1" w:lastRow="0" w:firstColumn="1" w:lastColumn="0" w:noHBand="0" w:noVBand="1"/>
       </w:tblPr>
       <w:tblGrid>
-        <w:gridCol w:w="3009"/>
-        <w:gridCol w:w="3009"/>
-        <w:gridCol w:w="3009"/>
+        <w:gridCol w:w="3007"/>
+        <w:gridCol w:w="3004"/>
+        <w:gridCol w:w="3005"/>
       </w:tblGrid>
       <w:tr>
         <w:tc>
           <w:tcPr>
-            <w:tcW w:type="dxa" w:w="3009"/>
+            <w:tcW w:w="3009" w:type="dxa"/>
             <w:shd w:val="clear" w:color="auto" w:fill="D9E2F3"/>
           </w:tcPr>
           <w:p>
@@ -1391,7 +1478,7 @@
         </w:tc>
         <w:tc>
           <w:tcPr>
-            <w:tcW w:type="dxa" w:w="3009"/>
+            <w:tcW w:w="3009" w:type="dxa"/>
             <w:shd w:val="clear" w:color="auto" w:fill="D9E2F3"/>
           </w:tcPr>
           <w:p>
@@ -1402,7 +1489,7 @@
         </w:tc>
         <w:tc>
           <w:tcPr>
-            <w:tcW w:type="dxa" w:w="3009"/>
+            <w:tcW w:w="3009" w:type="dxa"/>
             <w:shd w:val="clear" w:color="auto" w:fill="D9E2F3"/>
           </w:tcPr>
           <w:p>
@@ -1415,7 +1502,7 @@
       <w:tr>
         <w:tc>
           <w:tcPr>
-            <w:tcW w:type="dxa" w:w="3009"/>
+            <w:tcW w:w="3009" w:type="dxa"/>
           </w:tcPr>
           <w:p>
             <w:r>
@@ -1425,17 +1512,20 @@
         </w:tc>
         <w:tc>
           <w:tcPr>
-            <w:tcW w:type="dxa" w:w="3009"/>
-          </w:tcPr>
-          <w:p>
-            <w:r>
-              <w:t>Rule 19-A document sheets; Rules 22-A–22-C; Rule 40 photograph / digital photo</w:t>
-            </w:r>
-          </w:p>
-        </w:tc>
-        <w:tc>
-          <w:tcPr>
-            <w:tcW w:type="dxa" w:w="3009"/>
+            <w:tcW w:w="3009" w:type="dxa"/>
+          </w:tcPr>
+          <w:p>
+            <w:r>
+              <w:t xml:space="preserve">Rule 19-A document sheets; Rules </w:t>
+            </w:r>
+            <w:r>
+              <w:t>22-A–22-C; Rule 40 photograph / digital photo</w:t>
+            </w:r>
+          </w:p>
+        </w:tc>
+        <w:tc>
+          <w:tcPr>
+            <w:tcW w:w="3009" w:type="dxa"/>
           </w:tcPr>
           <w:p>
             <w:r>
@@ -1447,7 +1537,7 @@
       <w:tr>
         <w:tc>
           <w:tcPr>
-            <w:tcW w:type="dxa" w:w="3009"/>
+            <w:tcW w:w="3009" w:type="dxa"/>
           </w:tcPr>
           <w:p>
             <w:r>
@@ -1457,7 +1547,7 @@
         </w:tc>
         <w:tc>
           <w:tcPr>
-            <w:tcW w:type="dxa" w:w="3009"/>
+            <w:tcW w:w="3009" w:type="dxa"/>
           </w:tcPr>
           <w:p>
             <w:r>
@@ -1467,11 +1557,14 @@
         </w:tc>
         <w:tc>
           <w:tcPr>
-            <w:tcW w:type="dxa" w:w="3009"/>
-          </w:tcPr>
-          <w:p>
-            <w:r>
-              <w:t>Registration fee calculator / payment amount</w:t>
+            <w:tcW w:w="3009" w:type="dxa"/>
+          </w:tcPr>
+          <w:p>
+            <w:r>
+              <w:t>Registration fee cal</w:t>
+            </w:r>
+            <w:r>
+              <w:t>culator / payment amount</w:t>
             </w:r>
           </w:p>
         </w:tc>
@@ -1479,7 +1572,7 @@
       <w:tr>
         <w:tc>
           <w:tcPr>
-            <w:tcW w:type="dxa" w:w="3009"/>
+            <w:tcW w:w="3009" w:type="dxa"/>
           </w:tcPr>
           <w:p>
             <w:r>
@@ -1489,7 +1582,7 @@
         </w:tc>
         <w:tc>
           <w:tcPr>
-            <w:tcW w:type="dxa" w:w="3009"/>
+            <w:tcW w:w="3009" w:type="dxa"/>
           </w:tcPr>
           <w:p>
             <w:r>
@@ -1499,7 +1592,7 @@
         </w:tc>
         <w:tc>
           <w:tcPr>
-            <w:tcW w:type="dxa" w:w="3009"/>
+            <w:tcW w:w="3009" w:type="dxa"/>
           </w:tcPr>
           <w:p>
             <w:r>
@@ -1511,7 +1604,7 @@
       <w:tr>
         <w:tc>
           <w:tcPr>
-            <w:tcW w:type="dxa" w:w="3009"/>
+            <w:tcW w:w="3009" w:type="dxa"/>
           </w:tcPr>
           <w:p>
             <w:r>
@@ -1521,17 +1614,20 @@
         </w:tc>
         <w:tc>
           <w:tcPr>
-            <w:tcW w:type="dxa" w:w="3009"/>
-          </w:tcPr>
-          <w:p>
-            <w:r>
-              <w:t>CVC market value guidelines; Sec. 45-A reference / Form I</w:t>
-            </w:r>
-          </w:p>
-        </w:tc>
-        <w:tc>
-          <w:tcPr>
-            <w:tcW w:type="dxa" w:w="3009"/>
+            <w:tcW w:w="3009" w:type="dxa"/>
+          </w:tcPr>
+          <w:p>
+            <w:r>
+              <w:t>CVC market val</w:t>
+            </w:r>
+            <w:r>
+              <w:t>ue guidelines; Sec. 45-A reference / Form I</w:t>
+            </w:r>
+          </w:p>
+        </w:tc>
+        <w:tc>
+          <w:tcPr>
+            <w:tcW w:w="3009" w:type="dxa"/>
           </w:tcPr>
           <w:p>
             <w:r>
@@ -1566,21 +1662,20 @@
     <w:tbl>
       <w:tblPr>
         <w:tblStyle w:val="TableGrid"/>
-        <w:tblW w:type="auto" w:w="0"/>
-        <w:tblLook w:firstColumn="1" w:firstRow="1" w:lastColumn="0" w:lastRow="0" w:noHBand="0" w:noVBand="1" w:val="04A0"/>
+        <w:tblW w:w="0" w:type="auto"/>
+        <w:tblLook w:val="04A0" w:firstRow="1" w:lastRow="0" w:firstColumn="1" w:lastColumn="0" w:noHBand="0" w:noVBand="1"/>
       </w:tblPr>
       <w:tblGrid>
-        <w:gridCol w:w="4513"/>
-        <w:gridCol w:w="4513"/>
+        <w:gridCol w:w="4508"/>
+        <w:gridCol w:w="4508"/>
       </w:tblGrid>
       <w:tr>
         <w:tc>
           <w:tcPr>
-            <w:tcW w:type="dxa" w:w="4513"/>
+            <w:tcW w:w="4513" w:type="dxa"/>
             <w:shd w:val="clear" w:color="auto" w:fill="D9E2F3"/>
           </w:tcPr>
           <w:p>
-            <w:r/>
             <w:r>
               <w:rPr>
                 <w:rFonts w:ascii="Times New Roman" w:hAnsi="Times New Roman"/>
@@ -1593,18 +1688,25 @@
         </w:tc>
         <w:tc>
           <w:tcPr>
-            <w:tcW w:type="dxa" w:w="4513"/>
+            <w:tcW w:w="4513" w:type="dxa"/>
             <w:shd w:val="clear" w:color="auto" w:fill="D9E2F3"/>
           </w:tcPr>
           <w:p>
-            <w:r/>
             <w:r>
               <w:rPr>
                 <w:rFonts w:ascii="Times New Roman" w:hAnsi="Times New Roman"/>
                 <w:b/>
                 <w:sz w:val="24"/>
               </w:rPr>
-              <w:t>Evidence (tickets / categorized)</w:t>
+              <w:t xml:space="preserve">Evidence (tickets / </w:t>
+            </w:r>
+            <w:r>
+              <w:rPr>
+                <w:rFonts w:ascii="Times New Roman" w:hAnsi="Times New Roman"/>
+                <w:b/>
+                <w:sz w:val="24"/>
+              </w:rPr>
+              <w:t>categorized)</w:t>
             </w:r>
           </w:p>
         </w:tc>
@@ -1612,10 +1714,9 @@
       <w:tr>
         <w:tc>
           <w:tcPr>
-            <w:tcW w:type="dxa" w:w="4513"/>
-          </w:tcPr>
-          <w:p>
-            <w:r/>
+            <w:tcW w:w="4513" w:type="dxa"/>
+          </w:tcPr>
+          <w:p>
             <w:r>
               <w:rPr>
                 <w:rFonts w:ascii="Times New Roman" w:hAnsi="Times New Roman"/>
@@ -1627,10 +1728,9 @@
         </w:tc>
         <w:tc>
           <w:tcPr>
-            <w:tcW w:type="dxa" w:w="4513"/>
-          </w:tcPr>
-          <w:p>
-            <w:r/>
+            <w:tcW w:w="4513" w:type="dxa"/>
+          </w:tcPr>
+          <w:p>
             <w:r>
               <w:rPr>
                 <w:rFonts w:ascii="Times New Roman" w:hAnsi="Times New Roman"/>
@@ -1644,10 +1744,9 @@
       <w:tr>
         <w:tc>
           <w:tcPr>
-            <w:tcW w:type="dxa" w:w="4513"/>
-          </w:tcPr>
-          <w:p>
-            <w:r/>
+            <w:tcW w:w="4513" w:type="dxa"/>
+          </w:tcPr>
+          <w:p>
             <w:r>
               <w:rPr>
                 <w:rFonts w:ascii="Times New Roman" w:hAnsi="Times New Roman"/>
@@ -1659,16 +1758,22 @@
         </w:tc>
         <w:tc>
           <w:tcPr>
-            <w:tcW w:type="dxa" w:w="4513"/>
-          </w:tcPr>
-          <w:p>
-            <w:r/>
+            <w:tcW w:w="4513" w:type="dxa"/>
+          </w:tcPr>
+          <w:p>
             <w:r>
               <w:rPr>
                 <w:rFonts w:ascii="Times New Roman" w:hAnsi="Times New Roman"/>
                 <w:sz w:val="20"/>
               </w:rPr>
-              <w:t>Village index absent / split villages (13949); road names wrong (95135); road option not showing for agriculture land (31819); Sy. No. not fetching from Bhoomi (20170, 30045); wrong village shown (29600)</w:t>
+              <w:t xml:space="preserve">Village index absent / </w:t>
+            </w:r>
+            <w:r>
+              <w:rPr>
+                <w:rFonts w:ascii="Times New Roman" w:hAnsi="Times New Roman"/>
+                <w:sz w:val="20"/>
+              </w:rPr>
+              <w:t>split villages (13949); road names wrong (95135); road option not showing for agriculture land (31819); Sy. No. not fetching from Bhoomi (20170, 30045); wrong village shown (29600)</w:t>
             </w:r>
           </w:p>
         </w:tc>
@@ -1676,10 +1781,9 @@
       <w:tr>
         <w:tc>
           <w:tcPr>
-            <w:tcW w:type="dxa" w:w="4513"/>
-          </w:tcPr>
-          <w:p>
-            <w:r/>
+            <w:tcW w:w="4513" w:type="dxa"/>
+          </w:tcPr>
+          <w:p>
             <w:r>
               <w:rPr>
                 <w:rFonts w:ascii="Times New Roman" w:hAnsi="Times New Roman"/>
@@ -1691,16 +1795,30 @@
         </w:tc>
         <w:tc>
           <w:tcPr>
-            <w:tcW w:type="dxa" w:w="4513"/>
-          </w:tcPr>
-          <w:p>
-            <w:r/>
+            <w:tcW w:w="4513" w:type="dxa"/>
+          </w:tcPr>
+          <w:p>
             <w:r>
               <w:rPr>
                 <w:rFonts w:ascii="Times New Roman" w:hAnsi="Times New Roman"/>
                 <w:sz w:val="20"/>
               </w:rPr>
-              <w:t>Unable to save the property schedule (24450); Unable to Save and Continue after 11E Sketch (24247); property details not in dept summary (95367)</w:t>
+              <w:t>Unable to save the property sch</w:t>
+            </w:r>
+            <w:r>
+              <w:rPr>
+                <w:rFonts w:ascii="Times New Roman" w:hAnsi="Times New Roman"/>
+                <w:sz w:val="20"/>
+              </w:rPr>
+              <w:t xml:space="preserve">edule (24450); Unable to Save and Continue after 11E Sketch </w:t>
+            </w:r>
+            <w:r>
+              <w:rPr>
+                <w:rFonts w:ascii="Times New Roman" w:hAnsi="Times New Roman"/>
+                <w:sz w:val="20"/>
+              </w:rPr>
+              <w:lastRenderedPageBreak/>
+              <w:t>(24247); property details not in dept summary (95367)</w:t>
             </w:r>
           </w:p>
         </w:tc>
@@ -1708,31 +1826,37 @@
       <w:tr>
         <w:tc>
           <w:tcPr>
-            <w:tcW w:type="dxa" w:w="4513"/>
-          </w:tcPr>
-          <w:p>
-            <w:r/>
+            <w:tcW w:w="4513" w:type="dxa"/>
+          </w:tcPr>
+          <w:p>
             <w:r>
               <w:rPr>
                 <w:rFonts w:ascii="Times New Roman" w:hAnsi="Times New Roman"/>
                 <w:sz w:val="20"/>
               </w:rPr>
+              <w:lastRenderedPageBreak/>
               <w:t>Party information save / display errors</w:t>
             </w:r>
           </w:p>
         </w:tc>
         <w:tc>
           <w:tcPr>
-            <w:tcW w:type="dxa" w:w="4513"/>
-          </w:tcPr>
-          <w:p>
-            <w:r/>
+            <w:tcW w:w="4513" w:type="dxa"/>
+          </w:tcPr>
+          <w:p>
             <w:r>
               <w:rPr>
                 <w:rFonts w:ascii="Times New Roman" w:hAnsi="Times New Roman"/>
                 <w:sz w:val="20"/>
               </w:rPr>
-              <w:t>Unable to save party info (30276); claimant details missing in summary (25784, 28927, 29588); executant name showing None (22789); claimant photo at executant place (27709)</w:t>
+              <w:t>Unable to save party info (30276); claimant details missing in summary (25784, 28927, 29588); executa</w:t>
+            </w:r>
+            <w:r>
+              <w:rPr>
+                <w:rFonts w:ascii="Times New Roman" w:hAnsi="Times New Roman"/>
+                <w:sz w:val="20"/>
+              </w:rPr>
+              <w:t>nt name showing None (22789); claimant photo at executant place (27709)</w:t>
             </w:r>
           </w:p>
         </w:tc>
@@ -1740,10 +1864,9 @@
       <w:tr>
         <w:tc>
           <w:tcPr>
-            <w:tcW w:type="dxa" w:w="4513"/>
-          </w:tcPr>
-          <w:p>
-            <w:r/>
+            <w:tcW w:w="4513" w:type="dxa"/>
+          </w:tcPr>
+          <w:p>
             <w:r>
               <w:rPr>
                 <w:rFonts w:ascii="Times New Roman" w:hAnsi="Times New Roman"/>
@@ -1755,10 +1878,9 @@
         </w:tc>
         <w:tc>
           <w:tcPr>
-            <w:tcW w:type="dxa" w:w="4513"/>
-          </w:tcPr>
-          <w:p>
-            <w:r/>
+            <w:tcW w:w="4513" w:type="dxa"/>
+          </w:tcPr>
+          <w:p>
             <w:r>
               <w:rPr>
                 <w:rFonts w:ascii="Times New Roman" w:hAnsi="Times New Roman"/>
@@ -1772,10 +1894,9 @@
       <w:tr>
         <w:tc>
           <w:tcPr>
-            <w:tcW w:type="dxa" w:w="4513"/>
-          </w:tcPr>
-          <w:p>
-            <w:r/>
+            <w:tcW w:w="4513" w:type="dxa"/>
+          </w:tcPr>
+          <w:p>
             <w:r>
               <w:rPr>
                 <w:rFonts w:ascii="Times New Roman" w:hAnsi="Times New Roman"/>
@@ -1787,10 +1908,9 @@
         </w:tc>
         <w:tc>
           <w:tcPr>
-            <w:tcW w:type="dxa" w:w="4513"/>
-          </w:tcPr>
-          <w:p>
-            <w:r/>
+            <w:tcW w:w="4513" w:type="dxa"/>
+          </w:tcPr>
+          <w:p>
             <w:r>
               <w:rPr>
                 <w:rFonts w:ascii="Times New Roman" w:hAnsi="Times New Roman"/>
@@ -1804,10 +1924,9 @@
       <w:tr>
         <w:tc>
           <w:tcPr>
-            <w:tcW w:type="dxa" w:w="4513"/>
-          </w:tcPr>
-          <w:p>
-            <w:r/>
+            <w:tcW w:w="4513" w:type="dxa"/>
+          </w:tcPr>
+          <w:p>
             <w:r>
               <w:rPr>
                 <w:rFonts w:ascii="Times New Roman" w:hAnsi="Times New Roman"/>
@@ -1819,10 +1938,9 @@
         </w:tc>
         <w:tc>
           <w:tcPr>
-            <w:tcW w:type="dxa" w:w="4513"/>
-          </w:tcPr>
-          <w:p>
-            <w:r/>
+            <w:tcW w:w="4513" w:type="dxa"/>
+          </w:tcPr>
+          <w:p>
             <w:r>
               <w:rPr>
                 <w:rFonts w:ascii="Times New Roman" w:hAnsi="Times New Roman"/>
@@ -1836,10 +1954,9 @@
       <w:tr>
         <w:tc>
           <w:tcPr>
-            <w:tcW w:type="dxa" w:w="4513"/>
-          </w:tcPr>
-          <w:p>
-            <w:r/>
+            <w:tcW w:w="4513" w:type="dxa"/>
+          </w:tcPr>
+          <w:p>
             <w:r>
               <w:rPr>
                 <w:rFonts w:ascii="Times New Roman" w:hAnsi="Times New Roman"/>
@@ -1851,16 +1968,22 @@
         </w:tc>
         <w:tc>
           <w:tcPr>
-            <w:tcW w:type="dxa" w:w="4513"/>
-          </w:tcPr>
-          <w:p>
-            <w:r/>
+            <w:tcW w:w="4513" w:type="dxa"/>
+          </w:tcPr>
+          <w:p>
             <w:r>
               <w:rPr>
                 <w:rFonts w:ascii="Times New Roman" w:hAnsi="Times New Roman"/>
                 <w:sz w:val="20"/>
               </w:rPr>
-              <w:t>Check and Register (Step 7) disabled (94299, 94264, 92559); applications stuck in Step 5 (23243, 25183); pending shows in Step 1 instead of Minute Book (22599, 31762)</w:t>
+              <w:t>Ch</w:t>
+            </w:r>
+            <w:r>
+              <w:rPr>
+                <w:rFonts w:ascii="Times New Roman" w:hAnsi="Times New Roman"/>
+                <w:sz w:val="20"/>
+              </w:rPr>
+              <w:t>eck and Register (Step 7) disabled (94299, 94264, 92559); applications stuck in Step 5 (23243, 25183); pending shows in Step 1 instead of Minute Book (22599, 31762)</w:t>
             </w:r>
           </w:p>
         </w:tc>
@@ -1881,7 +2004,14 @@
           <w:rFonts w:ascii="Segoe UI" w:hAnsi="Segoe UI"/>
           <w:sz w:val="27"/>
         </w:rPr>
-        <w:t xml:space="preserve"> Source: Requirement Discussions/ServiceDesk Issues/ServiceDeskIssuesList.xlsx (OverallList + Categorized). Topics map to Schedule Sr.12 sub-modules #1 Registration, #2 Appointment, #19 Status tracking; village / valuation notes from the 27-08 walkthrough are included where tickets exist.</w:t>
+        <w:t xml:space="preserve"> Source: Requirement Discussions/ServiceDesk Issues/ServiceDeskIssuesList.xlsx (Over</w:t>
+      </w:r>
+      <w:r>
+        <w:rPr>
+          <w:rFonts w:ascii="Segoe UI" w:hAnsi="Segoe UI"/>
+          <w:sz w:val="27"/>
+        </w:rPr>
+        <w:t>allList + Categorized). Topics map to Schedule Sr.12 sub-modules #1 Registration, #2 Appointment, #19 Status tracking; village / valuation notes from the 27-08 walkthrough are included where tickets exist.</w:t>
       </w:r>
     </w:p>
     <w:sectPr>
@@ -2132,6 +2262,96 @@
     </w:lvl>
   </w:abstractNum>
   <w:abstractNum w:abstractNumId="2" w15:restartNumberingAfterBreak="0">
+    <w:nsid w:val="147F726F"/>
+    <w:multiLevelType w:val="hybridMultilevel"/>
+    <w:tmpl w:val="9C0E5068"/>
+    <w:lvl w:ilvl="0" w:tplc="A08A6F5C">
+      <w:start w:val="1"/>
+      <w:numFmt w:val="decimal"/>
+      <w:lvlText w:val="%1."/>
+      <w:lvlJc w:val="left"/>
+      <w:pPr>
+        <w:ind w:left="720" w:hanging="360"/>
+      </w:pPr>
+      <w:rPr>
+        <w:rFonts w:hint="default"/>
+        <w:b/>
+      </w:rPr>
+    </w:lvl>
+    <w:lvl w:ilvl="1" w:tplc="40090019" w:tentative="1">
+      <w:start w:val="1"/>
+      <w:numFmt w:val="lowerLetter"/>
+      <w:lvlText w:val="%2."/>
+      <w:lvlJc w:val="left"/>
+      <w:pPr>
+        <w:ind w:left="1440" w:hanging="360"/>
+      </w:pPr>
+    </w:lvl>
+    <w:lvl w:ilvl="2" w:tplc="4009001B" w:tentative="1">
+      <w:start w:val="1"/>
+      <w:numFmt w:val="lowerRoman"/>
+      <w:lvlText w:val="%3."/>
+      <w:lvlJc w:val="right"/>
+      <w:pPr>
+        <w:ind w:left="2160" w:hanging="180"/>
+      </w:pPr>
+    </w:lvl>
+    <w:lvl w:ilvl="3" w:tplc="4009000F" w:tentative="1">
+      <w:start w:val="1"/>
+      <w:numFmt w:val="decimal"/>
+      <w:lvlText w:val="%4."/>
+      <w:lvlJc w:val="left"/>
+      <w:pPr>
+        <w:ind w:left="2880" w:hanging="360"/>
+      </w:pPr>
+    </w:lvl>
+    <w:lvl w:ilvl="4" w:tplc="40090019" w:tentative="1">
+      <w:start w:val="1"/>
+      <w:numFmt w:val="lowerLetter"/>
+      <w:lvlText w:val="%5."/>
+      <w:lvlJc w:val="left"/>
+      <w:pPr>
+        <w:ind w:left="3600" w:hanging="360"/>
+      </w:pPr>
+    </w:lvl>
+    <w:lvl w:ilvl="5" w:tplc="4009001B" w:tentative="1">
+      <w:start w:val="1"/>
+      <w:numFmt w:val="lowerRoman"/>
+      <w:lvlText w:val="%6."/>
+      <w:lvlJc w:val="right"/>
+      <w:pPr>
+        <w:ind w:left="4320" w:hanging="180"/>
+      </w:pPr>
+    </w:lvl>
+    <w:lvl w:ilvl="6" w:tplc="4009000F" w:tentative="1">
+      <w:start w:val="1"/>
+      <w:numFmt w:val="decimal"/>
+      <w:lvlText w:val="%7."/>
+      <w:lvlJc w:val="left"/>
+      <w:pPr>
+        <w:ind w:left="5040" w:hanging="360"/>
+      </w:pPr>
+    </w:lvl>
+    <w:lvl w:ilvl="7" w:tplc="40090019" w:tentative="1">
+      <w:start w:val="1"/>
+      <w:numFmt w:val="lowerLetter"/>
+      <w:lvlText w:val="%8."/>
+      <w:lvlJc w:val="left"/>
+      <w:pPr>
+        <w:ind w:left="5760" w:hanging="360"/>
+      </w:pPr>
+    </w:lvl>
+    <w:lvl w:ilvl="8" w:tplc="4009001B" w:tentative="1">
+      <w:start w:val="1"/>
+      <w:numFmt w:val="lowerRoman"/>
+      <w:lvlText w:val="%9."/>
+      <w:lvlJc w:val="right"/>
+      <w:pPr>
+        <w:ind w:left="6480" w:hanging="180"/>
+      </w:pPr>
+    </w:lvl>
+  </w:abstractNum>
+  <w:abstractNum w:abstractNumId="3" w15:restartNumberingAfterBreak="0">
     <w:nsid w:val="18970687"/>
     <w:multiLevelType w:val="multilevel"/>
     <w:tmpl w:val="15ACE984"/>
@@ -2280,7 +2500,7 @@
       </w:rPr>
     </w:lvl>
   </w:abstractNum>
-  <w:abstractNum w:abstractNumId="3" w15:restartNumberingAfterBreak="0">
+  <w:abstractNum w:abstractNumId="4" w15:restartNumberingAfterBreak="0">
     <w:nsid w:val="1AA72738"/>
     <w:multiLevelType w:val="multilevel"/>
     <w:tmpl w:val="71A2D08E"/>
@@ -2429,7 +2649,7 @@
       </w:rPr>
     </w:lvl>
   </w:abstractNum>
-  <w:abstractNum w:abstractNumId="4" w15:restartNumberingAfterBreak="0">
+  <w:abstractNum w:abstractNumId="5" w15:restartNumberingAfterBreak="0">
     <w:nsid w:val="20405C2D"/>
     <w:multiLevelType w:val="multilevel"/>
     <w:tmpl w:val="DBDAFE14"/>
@@ -2578,7 +2798,7 @@
       </w:rPr>
     </w:lvl>
   </w:abstractNum>
-  <w:abstractNum w:abstractNumId="5" w15:restartNumberingAfterBreak="0">
+  <w:abstractNum w:abstractNumId="6" w15:restartNumberingAfterBreak="0">
     <w:nsid w:val="295C743F"/>
     <w:multiLevelType w:val="multilevel"/>
     <w:tmpl w:val="E97A9602"/>
@@ -2727,7 +2947,7 @@
       </w:rPr>
     </w:lvl>
   </w:abstractNum>
-  <w:abstractNum w:abstractNumId="6" w15:restartNumberingAfterBreak="0">
+  <w:abstractNum w:abstractNumId="7" w15:restartNumberingAfterBreak="0">
     <w:nsid w:val="354251D6"/>
     <w:multiLevelType w:val="hybridMultilevel"/>
     <w:tmpl w:val="75640F18"/>
@@ -2840,7 +3060,7 @@
       </w:rPr>
     </w:lvl>
   </w:abstractNum>
-  <w:abstractNum w:abstractNumId="7" w15:restartNumberingAfterBreak="0">
+  <w:abstractNum w:abstractNumId="8" w15:restartNumberingAfterBreak="0">
     <w:nsid w:val="64196962"/>
     <w:multiLevelType w:val="multilevel"/>
     <w:tmpl w:val="5DA85BF8"/>
@@ -2989,7 +3209,97 @@
       </w:rPr>
     </w:lvl>
   </w:abstractNum>
-  <w:abstractNum w:abstractNumId="8" w15:restartNumberingAfterBreak="0">
+  <w:abstractNum w:abstractNumId="9" w15:restartNumberingAfterBreak="0">
+    <w:nsid w:val="7B5C5170"/>
+    <w:multiLevelType w:val="hybridMultilevel"/>
+    <w:tmpl w:val="F2703986"/>
+    <w:lvl w:ilvl="0" w:tplc="E5DA60B2">
+      <w:start w:val="1"/>
+      <w:numFmt w:val="decimal"/>
+      <w:lvlText w:val="%1."/>
+      <w:lvlJc w:val="left"/>
+      <w:pPr>
+        <w:ind w:left="720" w:hanging="360"/>
+      </w:pPr>
+      <w:rPr>
+        <w:rFonts w:hint="default"/>
+        <w:b/>
+      </w:rPr>
+    </w:lvl>
+    <w:lvl w:ilvl="1" w:tplc="40090019" w:tentative="1">
+      <w:start w:val="1"/>
+      <w:numFmt w:val="lowerLetter"/>
+      <w:lvlText w:val="%2."/>
+      <w:lvlJc w:val="left"/>
+      <w:pPr>
+        <w:ind w:left="1440" w:hanging="360"/>
+      </w:pPr>
+    </w:lvl>
+    <w:lvl w:ilvl="2" w:tplc="4009001B" w:tentative="1">
+      <w:start w:val="1"/>
+      <w:numFmt w:val="lowerRoman"/>
+      <w:lvlText w:val="%3."/>
+      <w:lvlJc w:val="right"/>
+      <w:pPr>
+        <w:ind w:left="2160" w:hanging="180"/>
+      </w:pPr>
+    </w:lvl>
+    <w:lvl w:ilvl="3" w:tplc="4009000F" w:tentative="1">
+      <w:start w:val="1"/>
+      <w:numFmt w:val="decimal"/>
+      <w:lvlText w:val="%4."/>
+      <w:lvlJc w:val="left"/>
+      <w:pPr>
+        <w:ind w:left="2880" w:hanging="360"/>
+      </w:pPr>
+    </w:lvl>
+    <w:lvl w:ilvl="4" w:tplc="40090019" w:tentative="1">
+      <w:start w:val="1"/>
+      <w:numFmt w:val="lowerLetter"/>
+      <w:lvlText w:val="%5."/>
+      <w:lvlJc w:val="left"/>
+      <w:pPr>
+        <w:ind w:left="3600" w:hanging="360"/>
+      </w:pPr>
+    </w:lvl>
+    <w:lvl w:ilvl="5" w:tplc="4009001B" w:tentative="1">
+      <w:start w:val="1"/>
+      <w:numFmt w:val="lowerRoman"/>
+      <w:lvlText w:val="%6."/>
+      <w:lvlJc w:val="right"/>
+      <w:pPr>
+        <w:ind w:left="4320" w:hanging="180"/>
+      </w:pPr>
+    </w:lvl>
+    <w:lvl w:ilvl="6" w:tplc="4009000F" w:tentative="1">
+      <w:start w:val="1"/>
+      <w:numFmt w:val="decimal"/>
+      <w:lvlText w:val="%7."/>
+      <w:lvlJc w:val="left"/>
+      <w:pPr>
+        <w:ind w:left="5040" w:hanging="360"/>
+      </w:pPr>
+    </w:lvl>
+    <w:lvl w:ilvl="7" w:tplc="40090019" w:tentative="1">
+      <w:start w:val="1"/>
+      <w:numFmt w:val="lowerLetter"/>
+      <w:lvlText w:val="%8."/>
+      <w:lvlJc w:val="left"/>
+      <w:pPr>
+        <w:ind w:left="5760" w:hanging="360"/>
+      </w:pPr>
+    </w:lvl>
+    <w:lvl w:ilvl="8" w:tplc="4009001B" w:tentative="1">
+      <w:start w:val="1"/>
+      <w:numFmt w:val="lowerRoman"/>
+      <w:lvlText w:val="%9."/>
+      <w:lvlJc w:val="right"/>
+      <w:pPr>
+        <w:ind w:left="6480" w:hanging="180"/>
+      </w:pPr>
+    </w:lvl>
+  </w:abstractNum>
+  <w:abstractNum w:abstractNumId="10" w15:restartNumberingAfterBreak="0">
     <w:nsid w:val="7FBB79D5"/>
     <w:multiLevelType w:val="multilevel"/>
     <w:tmpl w:val="484E2FDA"/>
@@ -3139,31 +3449,37 @@
     </w:lvl>
   </w:abstractNum>
   <w:num w:numId="1">
-    <w:abstractNumId w:val="2"/>
+    <w:abstractNumId w:val="3"/>
   </w:num>
   <w:num w:numId="2">
     <w:abstractNumId w:val="0"/>
   </w:num>
   <w:num w:numId="3">
+    <w:abstractNumId w:val="7"/>
+  </w:num>
+  <w:num w:numId="4">
+    <w:abstractNumId w:val="4"/>
+  </w:num>
+  <w:num w:numId="5">
     <w:abstractNumId w:val="6"/>
   </w:num>
-  <w:num w:numId="4">
-    <w:abstractNumId w:val="3"/>
-  </w:num>
-  <w:num w:numId="5">
+  <w:num w:numId="6">
     <w:abstractNumId w:val="5"/>
   </w:num>
-  <w:num w:numId="6">
-    <w:abstractNumId w:val="4"/>
-  </w:num>
   <w:num w:numId="7">
-    <w:abstractNumId w:val="8"/>
+    <w:abstractNumId w:val="10"/>
   </w:num>
   <w:num w:numId="8">
     <w:abstractNumId w:val="1"/>
   </w:num>
   <w:num w:numId="9">
-    <w:abstractNumId w:val="7"/>
+    <w:abstractNumId w:val="8"/>
+  </w:num>
+  <w:num w:numId="10">
+    <w:abstractNumId w:val="2"/>
+  </w:num>
+  <w:num w:numId="11">
+    <w:abstractNumId w:val="9"/>
   </w:num>
 </w:numbering>
 </file>

--- a/Requirement Discussions/Daily Reports/Document_Registration_requirement_27082026_v1.1.docx
+++ b/Requirement Discussions/Daily Reports/Document_Registration_requirement_27082026_v1.1.docx
@@ -59,34 +59,7 @@
                 <w:szCs w:val="24"/>
                 <w:lang w:eastAsia="en-IN"/>
               </w:rPr>
-              <w:t>2</w:t>
-            </w:r>
-            <w:r>
-              <w:rPr>
-                <w:rFonts w:ascii="Times New Roman" w:eastAsia="Times New Roman" w:hAnsi="Times New Roman" w:cs="Times New Roman"/>
-                <w:sz w:val="24"/>
-                <w:szCs w:val="24"/>
-                <w:lang w:eastAsia="en-IN"/>
-              </w:rPr>
-              <w:t>6</w:t>
-            </w:r>
-            <w:r>
-              <w:rPr>
-                <w:rFonts w:ascii="Times New Roman" w:eastAsia="Times New Roman" w:hAnsi="Times New Roman" w:cs="Times New Roman"/>
-                <w:sz w:val="24"/>
-                <w:szCs w:val="24"/>
-                <w:lang w:eastAsia="en-IN"/>
-              </w:rPr>
-              <w:t>-08-2026</w:t>
-            </w:r>
-            <w:r>
-              <w:rPr>
-                <w:rFonts w:ascii="Times New Roman" w:eastAsia="Times New Roman" w:hAnsi="Times New Roman" w:cs="Times New Roman"/>
-                <w:sz w:val="24"/>
-                <w:szCs w:val="24"/>
-                <w:lang w:eastAsia="en-IN"/>
-              </w:rPr>
-              <w:t xml:space="preserve">  to </w:t>
+              <w:t xml:space="preserve">26-08-2026  to </w:t>
             </w:r>
             <w:r>
               <w:rPr>
@@ -301,6 +274,28 @@
     </w:p>
     <w:p>
       <w:pPr>
+        <w:spacing w:before="100" w:beforeAutospacing="1" w:after="100" w:afterAutospacing="1" w:line="240" w:lineRule="auto"/>
+        <w:rPr>
+          <w:rFonts w:ascii="Times New Roman" w:eastAsia="Times New Roman" w:hAnsi="Times New Roman" w:cs="Times New Roman"/>
+          <w:b/>
+          <w:sz w:val="36"/>
+          <w:szCs w:val="24"/>
+          <w:lang w:eastAsia="en-IN"/>
+        </w:rPr>
+      </w:pPr>
+      <w:r>
+        <w:rPr>
+          <w:rFonts w:ascii="Times New Roman" w:eastAsia="Times New Roman" w:hAnsi="Times New Roman" w:cs="Times New Roman"/>
+          <w:b/>
+          <w:sz w:val="36"/>
+          <w:szCs w:val="24"/>
+          <w:lang w:eastAsia="en-IN"/>
+        </w:rPr>
+        <w:t>Improvements</w:t>
+      </w:r>
+    </w:p>
+    <w:p>
+      <w:pPr>
         <w:pStyle w:val="ListParagraph"/>
         <w:numPr>
           <w:ilvl w:val="0"/>
@@ -340,8 +335,6 @@
           <w:lang w:eastAsia="en-IN"/>
         </w:rPr>
       </w:pPr>
-      <w:bookmarkStart w:id="0" w:name="_GoBack"/>
-      <w:bookmarkEnd w:id="0"/>
       <w:r>
         <w:rPr>
           <w:rFonts w:ascii="Times New Roman" w:eastAsia="Times New Roman" w:hAnsi="Times New Roman" w:cs="Times New Roman"/>
@@ -897,6 +890,7 @@
           <w:szCs w:val="24"/>
           <w:lang w:eastAsia="en-IN"/>
         </w:rPr>
+        <w:lastRenderedPageBreak/>
         <w:t>Dynamic Captions:</w:t>
       </w:r>
       <w:r>
@@ -932,7 +926,6 @@
           <w:szCs w:val="24"/>
           <w:lang w:eastAsia="en-IN"/>
         </w:rPr>
-        <w:lastRenderedPageBreak/>
         <w:t>Pre-Submission Preview:</w:t>
       </w:r>
       <w:r>
@@ -1009,10 +1002,7 @@
           </w:tcPr>
           <w:p>
             <w:r>
-              <w:t xml:space="preserve">The Registration Act, 1908 (Central </w:t>
-            </w:r>
-            <w:r>
-              <w:t>Act 16 of 1908)</w:t>
+              <w:t>The Registration Act, 1908 (Central Act 16 of 1908)</w:t>
             </w:r>
           </w:p>
         </w:tc>
@@ -1076,10 +1066,7 @@
           </w:tcPr>
           <w:p>
             <w:r>
-              <w:t>The Registration (Karnataka Amendment) Act, 2023 (Karnataka Act 47 of</w:t>
-            </w:r>
-            <w:r>
-              <w:t xml:space="preserve"> 2024)</w:t>
+              <w:t>The Registration (Karnataka Amendment) Act, 2023 (Karnataka Act 47 of 2024)</w:t>
             </w:r>
           </w:p>
         </w:tc>
@@ -1131,10 +1118,7 @@
           </w:tcPr>
           <w:p>
             <w:r>
-              <w:t xml:space="preserve">Stamp duty chargeable; payment modes; </w:t>
-            </w:r>
-            <w:r>
-              <w:t>impounding; undervaluation reference — touched in 28-08 discussion (stamp duty / guidance value / impound)</w:t>
+              <w:t>Stamp duty chargeable; payment modes; impounding; undervaluation reference — touched in 28-08 discussion (stamp duty / guidance value / impound)</w:t>
             </w:r>
           </w:p>
         </w:tc>
@@ -1166,10 +1150,7 @@
           </w:tcPr>
           <w:p>
             <w:r>
-              <w:t>Sale of immovable property of value &gt; ₹100 requires registered instrument — drives Article / transaction-</w:t>
-            </w:r>
-            <w:r>
-              <w:t>type selection for conveyance</w:t>
+              <w:t>Sale of immovable property of value &gt; ₹100 requires registered instrument — drives Article / transaction-type selection for conveyance</w:t>
             </w:r>
           </w:p>
         </w:tc>
@@ -1271,10 +1252,7 @@
           </w:tcPr>
           <w:p>
             <w:r>
-              <w:t xml:space="preserve">Karnataka </w:t>
-            </w:r>
-            <w:r>
-              <w:t>Registration Rules, 1965 — Ch. VI</w:t>
+              <w:t>Karnataka Registration Rules, 1965 — Ch. VI</w:t>
             </w:r>
           </w:p>
         </w:tc>
@@ -1326,14 +1304,11 @@
           </w:tcPr>
           <w:p>
             <w:r>
-              <w:t xml:space="preserve">Office where document may be </w:t>
-            </w:r>
-            <w:r>
-              <w:t xml:space="preserve">registered; presentation; examination; endorsement; suspension (fine / stamp); </w:t>
+              <w:t xml:space="preserve">Office where document may be registered; presentation; </w:t>
             </w:r>
             <w:r>
               <w:lastRenderedPageBreak/>
-              <w:t>condonation — Registration &amp; Status</w:t>
+              <w:t>examination; endorsement; suspension (fine / stamp); condonation — Registration &amp; Status</w:t>
             </w:r>
           </w:p>
         </w:tc>
@@ -1366,10 +1341,7 @@
           </w:tcPr>
           <w:p>
             <w:r>
-              <w:t>Executant examination; thumb impression / photograph; endorse</w:t>
-            </w:r>
-            <w:r>
-              <w:t>ments; Sec. 60 certificate — Registration completion</w:t>
+              <w:t>Executant examination; thumb impression / photograph; endorsements; Sec. 60 certificate — Registration completion</w:t>
             </w:r>
           </w:p>
         </w:tc>
@@ -1413,10 +1385,7 @@
           </w:tcPr>
           <w:p>
             <w:r>
-              <w:t>Karnataka Stamp Rules, 1958 / e-Stamping Rules,</w:t>
-            </w:r>
-            <w:r>
-              <w:t xml:space="preserve"> 2009</w:t>
+              <w:t>Karnataka Stamp Rules, 1958 / e-Stamping Rules, 2009</w:t>
             </w:r>
           </w:p>
         </w:tc>
@@ -1516,10 +1485,7 @@
           </w:tcPr>
           <w:p>
             <w:r>
-              <w:t xml:space="preserve">Rule 19-A document sheets; Rules </w:t>
-            </w:r>
-            <w:r>
-              <w:t>22-A–22-C; Rule 40 photograph / digital photo</w:t>
+              <w:t>Rule 19-A document sheets; Rules 22-A–22-C; Rule 40 photograph / digital photo</w:t>
             </w:r>
           </w:p>
         </w:tc>
@@ -1561,10 +1527,7 @@
           </w:tcPr>
           <w:p>
             <w:r>
-              <w:t>Registration fee cal</w:t>
-            </w:r>
-            <w:r>
-              <w:t>culator / payment amount</w:t>
+              <w:t>Registration fee calculator / payment amount</w:t>
             </w:r>
           </w:p>
         </w:tc>
@@ -1618,10 +1581,7 @@
           </w:tcPr>
           <w:p>
             <w:r>
-              <w:t>CVC market val</w:t>
-            </w:r>
-            <w:r>
-              <w:t>ue guidelines; Sec. 45-A reference / Form I</w:t>
+              <w:t>CVC market value guidelines; Sec. 45-A reference / Form I</w:t>
             </w:r>
           </w:p>
         </w:tc>
@@ -1639,6 +1599,8 @@
     </w:tbl>
     <w:p/>
     <w:p>
+      <w:bookmarkStart w:id="0" w:name="_GoBack"/>
+      <w:bookmarkEnd w:id="0"/>
       <w:r>
         <w:rPr>
           <w:rFonts w:ascii="Times New Roman" w:hAnsi="Times New Roman"/>
@@ -1698,15 +1660,7 @@
                 <w:b/>
                 <w:sz w:val="24"/>
               </w:rPr>
-              <w:t xml:space="preserve">Evidence (tickets / </w:t>
-            </w:r>
-            <w:r>
-              <w:rPr>
-                <w:rFonts w:ascii="Times New Roman" w:hAnsi="Times New Roman"/>
-                <w:b/>
-                <w:sz w:val="24"/>
-              </w:rPr>
-              <w:t>categorized)</w:t>
+              <w:t>Evidence (tickets / categorized)</w:t>
             </w:r>
           </w:p>
         </w:tc>
@@ -1766,14 +1720,7 @@
                 <w:rFonts w:ascii="Times New Roman" w:hAnsi="Times New Roman"/>
                 <w:sz w:val="20"/>
               </w:rPr>
-              <w:t xml:space="preserve">Village index absent / </w:t>
-            </w:r>
-            <w:r>
-              <w:rPr>
-                <w:rFonts w:ascii="Times New Roman" w:hAnsi="Times New Roman"/>
-                <w:sz w:val="20"/>
-              </w:rPr>
-              <w:t>split villages (13949); road names wrong (95135); road option not showing for agriculture land (31819); Sy. No. not fetching from Bhoomi (20170, 30045); wrong village shown (29600)</w:t>
+              <w:t>Village index absent / split villages (13949); road names wrong (95135); road option not showing for agriculture land (31819); Sy. No. not fetching from Bhoomi (20170, 30045); wrong village shown (29600)</w:t>
             </w:r>
           </w:p>
         </w:tc>
@@ -1784,46 +1731,16 @@
             <w:tcW w:w="4513" w:type="dxa"/>
           </w:tcPr>
           <w:p>
-            <w:r>
-              <w:rPr>
-                <w:rFonts w:ascii="Times New Roman" w:hAnsi="Times New Roman"/>
-                <w:sz w:val="20"/>
-              </w:rPr>
-              <w:t>Property schedule / boundary capture fails</w:t>
-            </w:r>
-          </w:p>
-        </w:tc>
-        <w:tc>
-          <w:tcPr>
-            <w:tcW w:w="4513" w:type="dxa"/>
-          </w:tcPr>
-          <w:p>
-            <w:r>
-              <w:rPr>
-                <w:rFonts w:ascii="Times New Roman" w:hAnsi="Times New Roman"/>
-                <w:sz w:val="20"/>
-              </w:rPr>
-              <w:t>Unable to save the property sch</w:t>
-            </w:r>
-            <w:r>
-              <w:rPr>
-                <w:rFonts w:ascii="Times New Roman" w:hAnsi="Times New Roman"/>
-                <w:sz w:val="20"/>
-              </w:rPr>
-              <w:t xml:space="preserve">edule (24450); Unable to Save and Continue after 11E Sketch </w:t>
-            </w:r>
             <w:r>
               <w:rPr>
                 <w:rFonts w:ascii="Times New Roman" w:hAnsi="Times New Roman"/>
                 <w:sz w:val="20"/>
               </w:rPr>
               <w:lastRenderedPageBreak/>
-              <w:t>(24247); property details not in dept summary (95367)</w:t>
-            </w:r>
-          </w:p>
-        </w:tc>
-      </w:tr>
-      <w:tr>
+              <w:t>Property schedule / boundary capture fails</w:t>
+            </w:r>
+          </w:p>
+        </w:tc>
         <w:tc>
           <w:tcPr>
             <w:tcW w:w="4513" w:type="dxa"/>
@@ -1834,11 +1751,12 @@
                 <w:rFonts w:ascii="Times New Roman" w:hAnsi="Times New Roman"/>
                 <w:sz w:val="20"/>
               </w:rPr>
-              <w:lastRenderedPageBreak/>
-              <w:t>Party information save / display errors</w:t>
-            </w:r>
-          </w:p>
-        </w:tc>
+              <w:t>Unable to save the property schedule (24450); Unable to Save and Continue after 11E Sketch (24247); property details not in dept summary (95367)</w:t>
+            </w:r>
+          </w:p>
+        </w:tc>
+      </w:tr>
+      <w:tr>
         <w:tc>
           <w:tcPr>
             <w:tcW w:w="4513" w:type="dxa"/>
@@ -1849,14 +1767,21 @@
                 <w:rFonts w:ascii="Times New Roman" w:hAnsi="Times New Roman"/>
                 <w:sz w:val="20"/>
               </w:rPr>
-              <w:t>Unable to save party info (30276); claimant details missing in summary (25784, 28927, 29588); executa</w:t>
-            </w:r>
+              <w:t>Party information save / display errors</w:t>
+            </w:r>
+          </w:p>
+        </w:tc>
+        <w:tc>
+          <w:tcPr>
+            <w:tcW w:w="4513" w:type="dxa"/>
+          </w:tcPr>
+          <w:p>
             <w:r>
               <w:rPr>
                 <w:rFonts w:ascii="Times New Roman" w:hAnsi="Times New Roman"/>
                 <w:sz w:val="20"/>
               </w:rPr>
-              <w:t>nt name showing None (22789); claimant photo at executant place (27709)</w:t>
+              <w:t>Unable to save party info (30276); claimant details missing in summary (25784, 28927, 29588); executant name showing None (22789); claimant photo at executant place (27709)</w:t>
             </w:r>
           </w:p>
         </w:tc>
@@ -1976,14 +1901,7 @@
                 <w:rFonts w:ascii="Times New Roman" w:hAnsi="Times New Roman"/>
                 <w:sz w:val="20"/>
               </w:rPr>
-              <w:t>Ch</w:t>
-            </w:r>
-            <w:r>
-              <w:rPr>
-                <w:rFonts w:ascii="Times New Roman" w:hAnsi="Times New Roman"/>
-                <w:sz w:val="20"/>
-              </w:rPr>
-              <w:t>eck and Register (Step 7) disabled (94299, 94264, 92559); applications stuck in Step 5 (23243, 25183); pending shows in Step 1 instead of Minute Book (22599, 31762)</w:t>
+              <w:t>Check and Register (Step 7) disabled (94299, 94264, 92559); applications stuck in Step 5 (23243, 25183); pending shows in Step 1 instead of Minute Book (22599, 31762)</w:t>
             </w:r>
           </w:p>
         </w:tc>
@@ -2004,14 +1922,7 @@
           <w:rFonts w:ascii="Segoe UI" w:hAnsi="Segoe UI"/>
           <w:sz w:val="27"/>
         </w:rPr>
-        <w:t xml:space="preserve"> Source: Requirement Discussions/ServiceDesk Issues/ServiceDeskIssuesList.xlsx (Over</w:t>
-      </w:r>
-      <w:r>
-        <w:rPr>
-          <w:rFonts w:ascii="Segoe UI" w:hAnsi="Segoe UI"/>
-          <w:sz w:val="27"/>
-        </w:rPr>
-        <w:t>allList + Categorized). Topics map to Schedule Sr.12 sub-modules #1 Registration, #2 Appointment, #19 Status tracking; village / valuation notes from the 27-08 walkthrough are included where tickets exist.</w:t>
+        <w:t xml:space="preserve"> Source: Requirement Discussions/ServiceDesk Issues/ServiceDeskIssuesList.xlsx (OverallList + Categorized). Topics map to Schedule Sr.12 sub-modules #1 Registration, #2 Appointment, #19 Status tracking; village / valuation notes from the 27-08 walkthrough are included where tickets exist.</w:t>
       </w:r>
     </w:p>
     <w:sectPr>
